--- a/Documentação do Projeto.docx
+++ b/Documentação do Projeto.docx
@@ -185,23 +185,7 @@
                 <w:b/>
                 <w:bCs/>
               </w:rPr>
-              <w:t xml:space="preserve">objetivo </w:t>
-            </w:r>
-            <w:proofErr w:type="gramStart"/>
-            <w:r>
-              <w:rPr>
-                <w:b/>
-                <w:bCs/>
-              </w:rPr>
-              <w:t>2 :</w:t>
-            </w:r>
-            <w:proofErr w:type="gramEnd"/>
-            <w:r>
-              <w:rPr>
-                <w:b/>
-                <w:bCs/>
-              </w:rPr>
-              <w:t xml:space="preserve"> </w:t>
+              <w:t xml:space="preserve">objetivo 2 : </w:t>
             </w:r>
           </w:p>
         </w:tc>
@@ -396,15 +380,7 @@
               <w:t>único arquivo compactado</w:t>
             </w:r>
             <w:r>
-              <w:t>, nos formatos .zip ou .</w:t>
-            </w:r>
-            <w:proofErr w:type="spellStart"/>
-            <w:r>
-              <w:t>rar</w:t>
-            </w:r>
-            <w:proofErr w:type="spellEnd"/>
-            <w:r>
-              <w:t xml:space="preserve">, com </w:t>
+              <w:t xml:space="preserve">, nos formatos .zip ou .rar, com </w:t>
             </w:r>
             <w:r>
               <w:rPr>
@@ -629,71 +605,7 @@
                 <w:sz w:val="22"/>
                 <w:szCs w:val="22"/>
               </w:rPr>
-              <w:t>Todas as informações do projeto deverão estar claramente documentadas em um arquivo de texto, que poderá estar nos formatos .</w:t>
-            </w:r>
-            <w:proofErr w:type="spellStart"/>
-            <w:r>
-              <w:rPr>
-                <w:sz w:val="22"/>
-                <w:szCs w:val="22"/>
-              </w:rPr>
-              <w:t>txt</w:t>
-            </w:r>
-            <w:proofErr w:type="spellEnd"/>
-            <w:r>
-              <w:rPr>
-                <w:sz w:val="22"/>
-                <w:szCs w:val="22"/>
-              </w:rPr>
-              <w:t>, .</w:t>
-            </w:r>
-            <w:proofErr w:type="spellStart"/>
-            <w:r>
-              <w:rPr>
-                <w:sz w:val="22"/>
-                <w:szCs w:val="22"/>
-              </w:rPr>
-              <w:t>doc</w:t>
-            </w:r>
-            <w:proofErr w:type="spellEnd"/>
-            <w:r>
-              <w:rPr>
-                <w:sz w:val="22"/>
-                <w:szCs w:val="22"/>
-              </w:rPr>
-              <w:t>, .</w:t>
-            </w:r>
-            <w:proofErr w:type="spellStart"/>
-            <w:r>
-              <w:rPr>
-                <w:sz w:val="22"/>
-                <w:szCs w:val="22"/>
-              </w:rPr>
-              <w:t>docx</w:t>
-            </w:r>
-            <w:proofErr w:type="spellEnd"/>
-            <w:r>
-              <w:rPr>
-                <w:sz w:val="22"/>
-                <w:szCs w:val="22"/>
-              </w:rPr>
-              <w:t>, .</w:t>
-            </w:r>
-            <w:proofErr w:type="spellStart"/>
-            <w:r>
-              <w:rPr>
-                <w:sz w:val="22"/>
-                <w:szCs w:val="22"/>
-              </w:rPr>
-              <w:t>pdf</w:t>
-            </w:r>
-            <w:proofErr w:type="spellEnd"/>
-            <w:r>
-              <w:rPr>
-                <w:sz w:val="22"/>
-                <w:szCs w:val="22"/>
-              </w:rPr>
-              <w:t xml:space="preserve"> ou README.md, e que deverá ser incluído dentro da pasta compactada juntamente com o código da aplicação. </w:t>
+              <w:t xml:space="preserve">Todas as informações do projeto deverão estar claramente documentadas em um arquivo de texto, que poderá estar nos formatos .txt, .doc, .docx, .pdf ou README.md, e que deverá ser incluído dentro da pasta compactada juntamente com o código da aplicação. </w:t>
             </w:r>
           </w:p>
         </w:tc>
@@ -796,15 +708,7 @@
           </w:tcPr>
           <w:p>
             <w:r>
-              <w:t xml:space="preserve">Caso o aluno deseje, o código também poderá ser </w:t>
-            </w:r>
-            <w:proofErr w:type="spellStart"/>
-            <w:r>
-              <w:t>versionado</w:t>
-            </w:r>
-            <w:proofErr w:type="spellEnd"/>
-            <w:r>
-              <w:t xml:space="preserve"> </w:t>
+              <w:t xml:space="preserve">Caso o aluno deseje, o código também poderá ser versionado </w:t>
             </w:r>
             <w:r>
               <w:rPr>
@@ -934,21 +838,7 @@
               <w:rPr>
                 <w:color w:val="EE0000"/>
               </w:rPr>
-              <w:t>(</w:t>
-            </w:r>
-            <w:proofErr w:type="spellStart"/>
-            <w:r>
-              <w:rPr>
-                <w:color w:val="EE0000"/>
-              </w:rPr>
-              <w:t>GroupBy</w:t>
-            </w:r>
-            <w:proofErr w:type="spellEnd"/>
-            <w:r>
-              <w:rPr>
-                <w:color w:val="EE0000"/>
-              </w:rPr>
-              <w:t xml:space="preserve">), </w:t>
+              <w:t xml:space="preserve">(GroupBy), </w:t>
             </w:r>
             <w:r>
               <w:t xml:space="preserve">bem como a construção de </w:t>
@@ -984,47 +874,7 @@
           </w:tcPr>
           <w:p>
             <w:r>
-              <w:t>Todas as informações do projeto deverão estar claramente documentadas em um arquivo de texto, que poderá estar nos formatos .</w:t>
-            </w:r>
-            <w:proofErr w:type="spellStart"/>
-            <w:r>
-              <w:t>txt</w:t>
-            </w:r>
-            <w:proofErr w:type="spellEnd"/>
-            <w:r>
-              <w:t>, .</w:t>
-            </w:r>
-            <w:proofErr w:type="spellStart"/>
-            <w:r>
-              <w:t>doc</w:t>
-            </w:r>
-            <w:proofErr w:type="spellEnd"/>
-            <w:r>
-              <w:t>, .</w:t>
-            </w:r>
-            <w:proofErr w:type="spellStart"/>
-            <w:r>
-              <w:t>docx</w:t>
-            </w:r>
-            <w:proofErr w:type="spellEnd"/>
-            <w:r>
-              <w:t>, .</w:t>
-            </w:r>
-            <w:proofErr w:type="spellStart"/>
-            <w:r>
-              <w:t>pdf</w:t>
-            </w:r>
-            <w:proofErr w:type="spellEnd"/>
-            <w:r>
-              <w:t xml:space="preserve"> ou README.md, e que deverá ser incluído dentro da pasta compactada juntamente com o código da aplicação. A documentação deverá apresentar a descrição das etapas realizadas, as principais decisões tomadas durante o tratamento dos dados e os principais insights obtidos a partir da análise exploratória. Caso o aluno deseje, o código também poderá ser </w:t>
-            </w:r>
-            <w:proofErr w:type="spellStart"/>
-            <w:r>
-              <w:t>versionado</w:t>
-            </w:r>
-            <w:proofErr w:type="spellEnd"/>
-            <w:r>
-              <w:t xml:space="preserve"> no GitHub, desde que o arquivo compactado submetido na tarefa contenha todos os arquivos necessários para a avaliação.</w:t>
+              <w:t>Todas as informações do projeto deverão estar claramente documentadas em um arquivo de texto, que poderá estar nos formatos .txt, .doc, .docx, .pdf ou README.md, e que deverá ser incluído dentro da pasta compactada juntamente com o código da aplicação. A documentação deverá apresentar a descrição das etapas realizadas, as principais decisões tomadas durante o tratamento dos dados e os principais insights obtidos a partir da análise exploratória. Caso o aluno deseje, o código também poderá ser versionado no GitHub, desde que o arquivo compactado submetido na tarefa contenha todos os arquivos necessários para a avaliação.</w:t>
             </w:r>
           </w:p>
         </w:tc>
@@ -1097,15 +947,7 @@
           </w:p>
           <w:p>
             <w:r>
-              <w:t xml:space="preserve">Ferramentas de </w:t>
-            </w:r>
-            <w:proofErr w:type="spellStart"/>
-            <w:r>
-              <w:t>visuaçlizaçãod</w:t>
-            </w:r>
-            <w:proofErr w:type="spellEnd"/>
-            <w:r>
-              <w:t xml:space="preserve"> e dados</w:t>
+              <w:t>Ferramentas de visuaçlizaçãod e dados</w:t>
             </w:r>
           </w:p>
         </w:tc>
@@ -1364,50 +1206,14 @@
               <w:rPr>
                 <w:lang w:val="en-US"/>
               </w:rPr>
-              <w:t xml:space="preserve"> </w:t>
-            </w:r>
-            <w:proofErr w:type="spellStart"/>
+              <w:t xml:space="preserve"> pesq quanti e</w:t>
+            </w:r>
             <w:r>
               <w:rPr>
                 <w:lang w:val="en-US"/>
               </w:rPr>
-              <w:t>pesq</w:t>
-            </w:r>
-            <w:proofErr w:type="spellEnd"/>
-            <w:r>
-              <w:rPr>
-                <w:lang w:val="en-US"/>
-              </w:rPr>
-              <w:t xml:space="preserve"> </w:t>
-            </w:r>
-            <w:proofErr w:type="spellStart"/>
-            <w:r>
-              <w:rPr>
-                <w:lang w:val="en-US"/>
-              </w:rPr>
-              <w:t>quanti</w:t>
-            </w:r>
-            <w:proofErr w:type="spellEnd"/>
-            <w:r>
-              <w:rPr>
-                <w:lang w:val="en-US"/>
-              </w:rPr>
-              <w:t xml:space="preserve"> e</w:t>
-            </w:r>
-            <w:r>
-              <w:rPr>
-                <w:lang w:val="en-US"/>
-              </w:rPr>
-              <w:t xml:space="preserve"> </w:t>
-            </w:r>
-            <w:proofErr w:type="spellStart"/>
-            <w:r>
-              <w:rPr>
-                <w:lang w:val="en-US"/>
-              </w:rPr>
-              <w:t>qualitativa</w:t>
-            </w:r>
-            <w:proofErr w:type="spellEnd"/>
+              <w:t xml:space="preserve"> qualitativa</w:t>
+            </w:r>
           </w:p>
         </w:tc>
         <w:tc>
@@ -1441,45 +1247,33 @@
             <w:tcW w:w="6593" w:type="dxa"/>
           </w:tcPr>
           <w:p>
-            <w:proofErr w:type="spellStart"/>
-            <w:r>
-              <w:t>Pesquisasa</w:t>
-            </w:r>
-            <w:proofErr w:type="spellEnd"/>
-            <w:r>
-              <w:t xml:space="preserve"> clara e objetivas</w:t>
-            </w:r>
-          </w:p>
-        </w:tc>
-        <w:tc>
-          <w:tcPr>
-            <w:tcW w:w="961" w:type="dxa"/>
-          </w:tcPr>
-          <w:p/>
-        </w:tc>
-        <w:tc>
-          <w:tcPr>
-            <w:tcW w:w="940" w:type="dxa"/>
-          </w:tcPr>
-          <w:p/>
-        </w:tc>
-      </w:tr>
-      <w:tr>
-        <w:tc>
-          <w:tcPr>
-            <w:tcW w:w="6593" w:type="dxa"/>
-          </w:tcPr>
-          <w:p>
-            <w:proofErr w:type="spellStart"/>
-            <w:proofErr w:type="gramStart"/>
+            <w:r>
+              <w:t>Pesquisasa clara e objetivas</w:t>
+            </w:r>
+          </w:p>
+        </w:tc>
+        <w:tc>
+          <w:tcPr>
+            <w:tcW w:w="961" w:type="dxa"/>
+          </w:tcPr>
+          <w:p/>
+        </w:tc>
+        <w:tc>
+          <w:tcPr>
+            <w:tcW w:w="940" w:type="dxa"/>
+          </w:tcPr>
+          <w:p/>
+        </w:tc>
+      </w:tr>
+      <w:tr>
+        <w:tc>
+          <w:tcPr>
+            <w:tcW w:w="6593" w:type="dxa"/>
+          </w:tcPr>
+          <w:p>
             <w:r>
               <w:lastRenderedPageBreak/>
-              <w:t>Numero</w:t>
-            </w:r>
-            <w:proofErr w:type="spellEnd"/>
-            <w:proofErr w:type="gramEnd"/>
-            <w:r>
-              <w:t xml:space="preserve"> equilibrado de opções de respostas</w:t>
+              <w:t>Numero equilibrado de opções de respostas</w:t>
             </w:r>
           </w:p>
         </w:tc>
@@ -1691,7 +1485,7 @@
           </mc:Choice>
           <mc:Fallback>
             <w:pict>
-              <v:rect w14:anchorId="06B29771" id="Retângulo 1" o:spid="_x0000_s1026" style="position:absolute;margin-left:-9.3pt;margin-top:13pt;width:332.1pt;height:198.5pt;z-index:251659264;visibility:visible;mso-wrap-style:square;mso-wrap-distance-left:9pt;mso-wrap-distance-top:0;mso-wrap-distance-right:9pt;mso-wrap-distance-bottom:0;mso-position-horizontal:absolute;mso-position-horizontal-relative:text;mso-position-vertical:absolute;mso-position-vertical-relative:text;v-text-anchor:middle" o:gfxdata="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" filled="f" strokecolor="#030e13 [484]" strokeweight="1.5pt"/>
+              <v:rect w14:anchorId="5B0B5723" id="Retângulo 1" o:spid="_x0000_s1026" style="position:absolute;margin-left:-9.3pt;margin-top:13pt;width:332.1pt;height:198.5pt;z-index:251659264;visibility:visible;mso-wrap-style:square;mso-wrap-distance-left:9pt;mso-wrap-distance-top:0;mso-wrap-distance-right:9pt;mso-wrap-distance-bottom:0;mso-position-horizontal:absolute;mso-position-horizontal-relative:text;mso-position-vertical:absolute;mso-position-vertical-relative:text;v-text-anchor:middle" o:gfxdata="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" filled="f" strokecolor="#030e13 [484]" strokeweight="1.5pt"/>
             </w:pict>
           </mc:Fallback>
         </mc:AlternateContent>
@@ -1751,13 +1545,8 @@
     <w:p/>
     <w:p/>
     <w:p>
-      <w:proofErr w:type="spellStart"/>
-      <w:r>
-        <w:t>Readme</w:t>
-      </w:r>
-      <w:proofErr w:type="spellEnd"/>
-      <w:r>
-        <w:t xml:space="preserve"> do desfio:</w:t>
+      <w:r>
+        <w:t>Readme do desfio:</w:t>
       </w:r>
     </w:p>
     <w:p>
@@ -1783,15 +1572,7 @@
         <w:t>Análise Exploratória de Dados (AED)</w:t>
       </w:r>
       <w:r>
-        <w:t xml:space="preserve"> sugerida em uma atividade prática do tipo desafio para o curso de Introdução ao Data Science ministrado pelo Lab365 sob auspícios do programa </w:t>
-      </w:r>
-      <w:proofErr w:type="spellStart"/>
-      <w:r>
-        <w:t>SCTec</w:t>
-      </w:r>
-      <w:proofErr w:type="spellEnd"/>
-      <w:r>
-        <w:t xml:space="preserve"> parceria SENAI.</w:t>
+        <w:t xml:space="preserve"> sugerida em uma atividade prática do tipo desafio para o curso de Introdução ao Data Science ministrado pelo Lab365 sob auspícios do programa SCTec parceria SENAI.</w:t>
       </w:r>
     </w:p>
     <w:p>
@@ -1837,76 +1618,42 @@
       <w:r>
         <w:t xml:space="preserve">As ferramentas utilizadas </w:t>
       </w:r>
-      <w:proofErr w:type="gramStart"/>
       <w:r>
         <w:t>foram</w:t>
       </w:r>
       <w:r>
-        <w:t xml:space="preserve"> :</w:t>
-      </w:r>
-      <w:proofErr w:type="gramEnd"/>
+        <w:t xml:space="preserve"> : </w:t>
+      </w:r>
+      <w:r>
+        <w:t xml:space="preserve">Kaggle, </w:t>
+      </w:r>
+      <w:r>
+        <w:t>Bilbiotecas :</w:t>
+      </w:r>
       <w:r>
         <w:t xml:space="preserve"> </w:t>
       </w:r>
-      <w:proofErr w:type="spellStart"/>
-      <w:r>
-        <w:t>Kaggle</w:t>
-      </w:r>
-      <w:proofErr w:type="spellEnd"/>
+      <w:r>
+        <w:t>Python</w:t>
+      </w:r>
       <w:r>
         <w:t xml:space="preserve">, </w:t>
       </w:r>
-      <w:proofErr w:type="spellStart"/>
-      <w:proofErr w:type="gramStart"/>
-      <w:r>
-        <w:t>Bilbiotecas</w:t>
-      </w:r>
-      <w:proofErr w:type="spellEnd"/>
-      <w:r>
-        <w:t xml:space="preserve"> :</w:t>
-      </w:r>
-      <w:proofErr w:type="gramEnd"/>
-      <w:r>
-        <w:t xml:space="preserve"> </w:t>
-      </w:r>
-      <w:r>
-        <w:t>Python</w:t>
+      <w:r>
+        <w:t xml:space="preserve">NumPy,  </w:t>
+      </w:r>
+      <w:r>
+        <w:t>Pandas, Seaborn</w:t>
       </w:r>
       <w:r>
         <w:t xml:space="preserve">, </w:t>
       </w:r>
-      <w:proofErr w:type="spellStart"/>
-      <w:proofErr w:type="gramStart"/>
-      <w:r>
-        <w:t>NumPy</w:t>
-      </w:r>
-      <w:proofErr w:type="spellEnd"/>
-      <w:r>
-        <w:t xml:space="preserve">,  </w:t>
-      </w:r>
-      <w:r>
-        <w:t>Pandas</w:t>
-      </w:r>
-      <w:proofErr w:type="gramEnd"/>
-      <w:r>
-        <w:t xml:space="preserve">, </w:t>
-      </w:r>
-      <w:proofErr w:type="spellStart"/>
-      <w:r>
-        <w:t>Seaborn</w:t>
-      </w:r>
-      <w:proofErr w:type="spellEnd"/>
-      <w:r>
-        <w:t xml:space="preserve">, </w:t>
-      </w:r>
-      <w:proofErr w:type="spellStart"/>
       <w:r>
         <w:rPr>
           <w:color w:val="A20000"/>
         </w:rPr>
         <w:t>Matplotlib</w:t>
       </w:r>
-      <w:proofErr w:type="spellEnd"/>
       <w:r>
         <w:t xml:space="preserve">, </w:t>
       </w:r>
@@ -1940,52 +1687,37 @@
         <w:t>ambiente virtual</w:t>
       </w:r>
       <w:r>
-        <w:t xml:space="preserve"> “</w:t>
-      </w:r>
-      <w:proofErr w:type="spellStart"/>
+        <w:t xml:space="preserve"> “venv</w:t>
+      </w:r>
+      <w:r>
+        <w:t>”.</w:t>
+      </w:r>
+      <w:r>
+        <w:t xml:space="preserve"> </w:t>
+      </w:r>
+      <w:r>
+        <w:t>Houve</w:t>
+      </w:r>
+      <w:r>
+        <w:t xml:space="preserve"> diversos conflitos de instalação de bibliotecas</w:t>
+      </w:r>
+      <w:r>
+        <w:t>. A</w:t>
+      </w:r>
+      <w:r>
+        <w:t xml:space="preserve"> utilização do </w:t>
+      </w:r>
+      <w:r>
+        <w:t>“</w:t>
+      </w:r>
       <w:r>
         <w:t>venv</w:t>
       </w:r>
-      <w:proofErr w:type="spellEnd"/>
-      <w:r>
-        <w:t>”.</w:t>
-      </w:r>
-      <w:r>
-        <w:t xml:space="preserve"> </w:t>
-      </w:r>
-      <w:r>
-        <w:t>Houve</w:t>
-      </w:r>
-      <w:r>
-        <w:t xml:space="preserve"> diversos conflitos de instalação de bibliotecas</w:t>
-      </w:r>
-      <w:r>
-        <w:t>. A</w:t>
-      </w:r>
-      <w:r>
-        <w:t xml:space="preserve"> utilização do </w:t>
-      </w:r>
-      <w:r>
-        <w:t>“</w:t>
-      </w:r>
-      <w:proofErr w:type="spellStart"/>
-      <w:r>
-        <w:t>venv</w:t>
-      </w:r>
-      <w:proofErr w:type="spellEnd"/>
       <w:r>
         <w:t xml:space="preserve">” </w:t>
       </w:r>
       <w:r>
-        <w:t xml:space="preserve">permitiu resetar o </w:t>
-      </w:r>
-      <w:proofErr w:type="gramStart"/>
-      <w:r>
-        <w:t>ambiente  rápido</w:t>
-      </w:r>
-      <w:proofErr w:type="gramEnd"/>
-      <w:r>
-        <w:t xml:space="preserve"> e seguramente. </w:t>
+        <w:t xml:space="preserve">permitiu resetar o ambiente  rápido e seguramente. </w:t>
       </w:r>
       <w:r>
         <w:t xml:space="preserve">Igualmente nesse sistema utilizei as bibliotecas Pandas, ferramenta principal para carregamento, limpeza de dados, de nulos, remover duplicatas e criar </w:t>
@@ -1994,21 +1726,11 @@
         <w:t>tabelas dinâmicas</w:t>
       </w:r>
       <w:r>
-        <w:t xml:space="preserve">. Já o </w:t>
-      </w:r>
-      <w:proofErr w:type="spellStart"/>
-      <w:r>
-        <w:t>Numpy</w:t>
-      </w:r>
-      <w:proofErr w:type="spellEnd"/>
-      <w:r>
-        <w:t xml:space="preserve"> foi utilizado para o suporte nos cálculos estatísticos. O </w:t>
-      </w:r>
-      <w:proofErr w:type="spellStart"/>
+        <w:t xml:space="preserve">. Já o Numpy foi utilizado para o suporte nos cálculos estatísticos. O </w:t>
+      </w:r>
       <w:r>
         <w:t>Matplotlib</w:t>
       </w:r>
-      <w:proofErr w:type="spellEnd"/>
       <w:r>
         <w:t xml:space="preserve"> foi base para criação e configuração dos gráficos e tabelas </w:t>
       </w:r>
@@ -2016,26 +1738,13 @@
         <w:t>e finalmente</w:t>
       </w:r>
       <w:r>
-        <w:t xml:space="preserve">, o </w:t>
-      </w:r>
-      <w:proofErr w:type="spellStart"/>
-      <w:r>
-        <w:t>Seaborn</w:t>
-      </w:r>
-      <w:proofErr w:type="spellEnd"/>
+        <w:t>, o Seaborn</w:t>
+      </w:r>
       <w:r>
         <w:t xml:space="preserve">, </w:t>
       </w:r>
       <w:r>
-        <w:t xml:space="preserve">para criar gráfico de barras e </w:t>
-      </w:r>
-      <w:proofErr w:type="spellStart"/>
-      <w:r>
-        <w:t>bloxpot</w:t>
-      </w:r>
-      <w:proofErr w:type="spellEnd"/>
-      <w:r>
-        <w:t xml:space="preserve"> de idade.</w:t>
+        <w:t>para criar gráfico de barras e bloxpot de idade.</w:t>
       </w:r>
       <w:r>
         <w:t xml:space="preserve"> </w:t>
@@ -2048,20 +1757,82 @@
     </w:p>
     <w:p>
       <w:r>
-        <w:t xml:space="preserve">A utilização da mediana na variável “age” foi utilizada considerando que aproximadamente 20% dos valores estavam </w:t>
-      </w:r>
-      <w:r>
-        <w:t>ausentes, evitando assim perda destes dados.</w:t>
+        <w:t xml:space="preserve">A utilização da mediana na variável “age”  considera que aproximadamente 20% dos valores estavam </w:t>
+      </w:r>
+      <w:r>
+        <w:t>ausentes, evitando assim perda destes dados</w:t>
+      </w:r>
+      <w:r>
+        <w:t>. A</w:t>
+      </w:r>
+      <w:r>
+        <w:t xml:space="preserve"> moda </w:t>
+      </w:r>
+      <w:r>
+        <w:t xml:space="preserve">foi utilizada </w:t>
+      </w:r>
+      <w:r>
+        <w:t xml:space="preserve">na variável “embarked” considerando a variável </w:t>
+      </w:r>
+      <w:r>
+        <w:t xml:space="preserve">categórica que percentualmente </w:t>
+      </w:r>
+      <w:r>
+        <w:t xml:space="preserve">era pequena </w:t>
+      </w:r>
+      <w:r>
+        <w:t xml:space="preserve">ou </w:t>
+      </w:r>
+      <w:r>
+        <w:t xml:space="preserve">tinhas </w:t>
+      </w:r>
+      <w:r>
+        <w:t>quase nenhuma significância no dataset.</w:t>
+      </w:r>
+      <w:r>
+        <w:t xml:space="preserve"> Já a variável “cabin” tinha aproximadamente 70% dos dados faltantes e assim foram preenchidas como “unknow” de formas a manter os dados.</w:t>
       </w:r>
     </w:p>
     <w:p>
       <w:pPr>
         <w:pStyle w:val="Default"/>
-        <w:ind w:left="720"/>
       </w:pPr>
+      <w:r>
+        <w:t xml:space="preserve">Nas tabelas, procurei associar ao gráfico e na </w:t>
+      </w:r>
+    </w:p>
+    <w:p/>
+    <w:p>
+      <w:r>
+        <w:t>Todas as informações do projeto deverão estar claramente documentadas em um arquivo de texto, que poderá estar nos formatos .txt, .doc, .docx, .pdf ou README.md, e que deverá ser incluído dentro da pasta compactada juntamente com o código da aplicação. A documentação deverá apresentar a descrição das etapas realizadas, as principais decisões tomadas durante o tratamento dos dados e os principais insights obtidos a partir da análise exploratória. Caso o aluno deseje, o código também poderá ser versionado no GitHub, desde que o arquivo compactado submetido na tarefa contenha todos os arquivos necessários para a avaliação.</w:t>
+      </w:r>
     </w:p>
     <w:p>
       <w:pPr>
+        <w:rPr>
+          <w:b/>
+          <w:bCs/>
+          <w:sz w:val="22"/>
+          <w:szCs w:val="22"/>
+        </w:rPr>
+      </w:pPr>
+      <w:commentRangeStart w:id="0"/>
+      <w:r>
+        <w:rPr>
+          <w:b/>
+          <w:bCs/>
+          <w:sz w:val="22"/>
+          <w:szCs w:val="22"/>
+        </w:rPr>
+        <w:t>Detalhamento dos Portos (Embarked):</w:t>
+      </w:r>
+    </w:p>
+    <w:p>
+      <w:pPr>
+        <w:numPr>
+          <w:ilvl w:val="0"/>
+          <w:numId w:val="3"/>
+        </w:numPr>
         <w:rPr>
           <w:sz w:val="22"/>
           <w:szCs w:val="22"/>
@@ -2069,72 +1840,84 @@
       </w:pPr>
       <w:r>
         <w:rPr>
+          <w:b/>
+          <w:bCs/>
           <w:sz w:val="22"/>
           <w:szCs w:val="22"/>
         </w:rPr>
-        <w:t>A análise deverá envolver a compreensão das variáveis, a aplicação de filtros, ordenações e agrupamentos (</w:t>
-      </w:r>
-      <w:proofErr w:type="spellStart"/>
+        <w:t>C = Cherbourg:</w:t>
+      </w:r>
       <w:r>
         <w:rPr>
           <w:sz w:val="22"/>
           <w:szCs w:val="22"/>
         </w:rPr>
-        <w:t>GroupBy</w:t>
-      </w:r>
-      <w:proofErr w:type="spellEnd"/>
-      <w:r>
+        <w:t xml:space="preserve"> Porto na França (maioria de passageiros da 1ª classe).</w:t>
+      </w:r>
+    </w:p>
+    <w:p>
+      <w:pPr>
+        <w:numPr>
+          <w:ilvl w:val="0"/>
+          <w:numId w:val="3"/>
+        </w:numPr>
         <w:rPr>
           <w:sz w:val="22"/>
           <w:szCs w:val="22"/>
         </w:rPr>
-        <w:t>), bem como a construção de pelo menos uma visualização gráfica que represente a distribuição dos dados ou a relação entre variáveis relevantes, utilizando a linguagem Python e bibliotecas adequadas ao contexto da análise exploratória</w:t>
+      </w:pPr>
+      <w:r>
+        <w:rPr>
+          <w:b/>
+          <w:bCs/>
+          <w:sz w:val="22"/>
+          <w:szCs w:val="22"/>
+        </w:rPr>
+        <w:t>Q = Queenstown:</w:t>
+      </w:r>
+      <w:r>
+        <w:rPr>
+          <w:sz w:val="22"/>
+          <w:szCs w:val="22"/>
+        </w:rPr>
+        <w:t xml:space="preserve"> Porto na Irlanda (maioria de passageiros da 3ª classe).</w:t>
       </w:r>
     </w:p>
-    <w:p/>
     <w:p>
-      <w:r>
-        <w:t>Todas as informações do projeto deverão estar claramente documentadas em um arquivo de texto, que poderá estar nos formatos .</w:t>
-      </w:r>
-      <w:proofErr w:type="spellStart"/>
-      <w:r>
-        <w:t>txt</w:t>
-      </w:r>
-      <w:proofErr w:type="spellEnd"/>
-      <w:r>
-        <w:t>, .</w:t>
-      </w:r>
-      <w:proofErr w:type="spellStart"/>
-      <w:r>
-        <w:t>doc</w:t>
-      </w:r>
-      <w:proofErr w:type="spellEnd"/>
-      <w:r>
-        <w:t>, .</w:t>
-      </w:r>
-      <w:proofErr w:type="spellStart"/>
-      <w:r>
-        <w:t>docx</w:t>
-      </w:r>
-      <w:proofErr w:type="spellEnd"/>
-      <w:r>
-        <w:t>, .</w:t>
-      </w:r>
-      <w:proofErr w:type="spellStart"/>
-      <w:r>
-        <w:t>pdf</w:t>
-      </w:r>
-      <w:proofErr w:type="spellEnd"/>
-      <w:r>
-        <w:t xml:space="preserve"> ou README.md, e que deverá ser incluído dentro da pasta compactada juntamente com o código da aplicação. A documentação deverá apresentar a descrição das etapas realizadas, as principais decisões tomadas durante o tratamento dos dados e os principais insights obtidos a partir da análise exploratória. Caso o aluno deseje, o código também poderá ser </w:t>
-      </w:r>
-      <w:proofErr w:type="spellStart"/>
-      <w:r>
-        <w:t>versionado</w:t>
-      </w:r>
-      <w:proofErr w:type="spellEnd"/>
-      <w:r>
-        <w:t xml:space="preserve"> no GitHub, desde que o arquivo compactado submetido na tarefa contenha todos os arquivos necessários para a avaliação.</w:t>
+      <w:pPr>
+        <w:numPr>
+          <w:ilvl w:val="0"/>
+          <w:numId w:val="3"/>
+        </w:numPr>
+        <w:rPr>
+          <w:sz w:val="22"/>
+          <w:szCs w:val="22"/>
+        </w:rPr>
+      </w:pPr>
+      <w:r>
+        <w:rPr>
+          <w:b/>
+          <w:bCs/>
+          <w:sz w:val="22"/>
+          <w:szCs w:val="22"/>
+        </w:rPr>
+        <w:t>S = Southampton:</w:t>
+      </w:r>
+      <w:r>
+        <w:rPr>
+          <w:sz w:val="22"/>
+          <w:szCs w:val="22"/>
+        </w:rPr>
+        <w:t xml:space="preserve"> Porto na Inglaterra (ponto de partida original e porto mais frequente).</w:t>
+      </w:r>
+      <w:commentRangeEnd w:id="0"/>
+      <w:r>
+        <w:rPr>
+          <w:rStyle w:val="Refdecomentrio"/>
+          <w:sz w:val="22"/>
+          <w:szCs w:val="22"/>
+        </w:rPr>
+        <w:commentReference w:id="0"/>
       </w:r>
     </w:p>
     <w:p/>
@@ -2146,6 +1929,45 @@
     </w:sectPr>
   </w:body>
 </w:document>
+</file>
+
+<file path=word/comments.xml><?xml version="1.0" encoding="utf-8"?>
+<w:comments xmlns:wpc="http://schemas.microsoft.com/office/word/2010/wordprocessingCanvas" xmlns:cx="http://schemas.microsoft.com/office/drawing/2014/chartex" xmlns:cx1="http://schemas.microsoft.com/office/drawing/2015/9/8/chartex" xmlns:cx2="http://schemas.microsoft.com/office/drawing/2015/10/21/chartex" xmlns:cx3="http://schemas.microsoft.com/office/drawing/2016/5/9/chartex" xmlns:cx4="http://schemas.microsoft.com/office/drawing/2016/5/10/chartex" xmlns:cx5="http://schemas.microsoft.com/office/drawing/2016/5/11/chartex" xmlns:cx6="http://schemas.microsoft.com/office/drawing/2016/5/12/chartex" xmlns:cx7="http://schemas.microsoft.com/office/drawing/2016/5/13/chartex" xmlns:cx8="http://schemas.microsoft.com/office/drawing/2016/5/14/chartex" xmlns:mc="http://schemas.openxmlformats.org/markup-compatibility/2006" xmlns:aink="http://schemas.microsoft.com/office/drawing/2016/ink" xmlns:am3d="http://schemas.microsoft.com/office/drawing/2017/model3d" xmlns:o="urn:schemas-microsoft-com:office:office" xmlns:oel="http://schemas.microsoft.com/office/2019/extlst" xmlns:r="http://schemas.openxmlformats.org/officeDocument/2006/relationships" xmlns:m="http://schemas.openxmlformats.org/officeDocument/2006/math" xmlns:v="urn:schemas-microsoft-com:vml" xmlns:wp14="http://schemas.microsoft.com/office/word/2010/wordprocessingDrawing" xmlns:wp="http://schemas.openxmlformats.org/drawingml/2006/wordprocessingDrawing" xmlns:w10="urn:schemas-microsoft-com:office:word" xmlns:w="http://schemas.openxmlformats.org/wordprocessingml/2006/main" xmlns:w14="http://schemas.microsoft.com/office/word/2010/wordml" xmlns:w15="http://schemas.microsoft.com/office/word/2012/wordml" xmlns:w16cex="http://schemas.microsoft.com/office/word/2018/wordml/cex" xmlns:w16cid="http://schemas.microsoft.com/office/word/2016/wordml/cid" xmlns:w16="http://schemas.microsoft.com/office/word/2018/wordml" xmlns:w16du="http://schemas.microsoft.com/office/word/2023/wordml/word16du" xmlns:w16sdtdh="http://schemas.microsoft.com/office/word/2020/wordml/sdtdatahash" xmlns:w16sdtfl="http://schemas.microsoft.com/office/word/2024/wordml/sdtformatlock" xmlns:w16se="http://schemas.microsoft.com/office/word/2015/wordml/symex" xmlns:wpg="http://schemas.microsoft.com/office/word/2010/wordprocessingGroup" xmlns:wpi="http://schemas.microsoft.com/office/word/2010/wordprocessingInk" xmlns:wne="http://schemas.microsoft.com/office/word/2006/wordml" xmlns:wps="http://schemas.microsoft.com/office/word/2010/wordprocessingShape" mc:Ignorable="w14 w15 w16se w16cid w16 w16cex w16sdtdh w16sdtfl w16du wp14">
+  <w:comment w:id="0" w:author="CLARICE MARIA Souza Copstein" w:date="2026-03-18T09:29:00Z" w:initials="CC">
+    <w:p>
+      <w:pPr>
+        <w:pStyle w:val="Textodecomentrio"/>
+      </w:pPr>
+      <w:r>
+        <w:rPr>
+          <w:rStyle w:val="Refdecomentrio"/>
+        </w:rPr>
+        <w:annotationRef/>
+      </w:r>
+      <w:r>
+        <w:t>Necessario?</w:t>
+      </w:r>
+    </w:p>
+  </w:comment>
+</w:comments>
+</file>
+
+<file path=word/commentsExtended.xml><?xml version="1.0" encoding="utf-8"?>
+<w15:commentsEx xmlns:wpc="http://schemas.microsoft.com/office/word/2010/wordprocessingCanvas" xmlns:cx="http://schemas.microsoft.com/office/drawing/2014/chartex" xmlns:cx1="http://schemas.microsoft.com/office/drawing/2015/9/8/chartex" xmlns:cx2="http://schemas.microsoft.com/office/drawing/2015/10/21/chartex" xmlns:cx3="http://schemas.microsoft.com/office/drawing/2016/5/9/chartex" xmlns:cx4="http://schemas.microsoft.com/office/drawing/2016/5/10/chartex" xmlns:cx5="http://schemas.microsoft.com/office/drawing/2016/5/11/chartex" xmlns:cx6="http://schemas.microsoft.com/office/drawing/2016/5/12/chartex" xmlns:cx7="http://schemas.microsoft.com/office/drawing/2016/5/13/chartex" xmlns:cx8="http://schemas.microsoft.com/office/drawing/2016/5/14/chartex" xmlns:mc="http://schemas.openxmlformats.org/markup-compatibility/2006" xmlns:aink="http://schemas.microsoft.com/office/drawing/2016/ink" xmlns:am3d="http://schemas.microsoft.com/office/drawing/2017/model3d" xmlns:o="urn:schemas-microsoft-com:office:office" xmlns:oel="http://schemas.microsoft.com/office/2019/extlst" xmlns:r="http://schemas.openxmlformats.org/officeDocument/2006/relationships" xmlns:m="http://schemas.openxmlformats.org/officeDocument/2006/math" xmlns:v="urn:schemas-microsoft-com:vml" xmlns:wp14="http://schemas.microsoft.com/office/word/2010/wordprocessingDrawing" xmlns:wp="http://schemas.openxmlformats.org/drawingml/2006/wordprocessingDrawing" xmlns:w10="urn:schemas-microsoft-com:office:word" xmlns:w="http://schemas.openxmlformats.org/wordprocessingml/2006/main" xmlns:w14="http://schemas.microsoft.com/office/word/2010/wordml" xmlns:w15="http://schemas.microsoft.com/office/word/2012/wordml" xmlns:w16cex="http://schemas.microsoft.com/office/word/2018/wordml/cex" xmlns:w16cid="http://schemas.microsoft.com/office/word/2016/wordml/cid" xmlns:w16="http://schemas.microsoft.com/office/word/2018/wordml" xmlns:w16du="http://schemas.microsoft.com/office/word/2023/wordml/word16du" xmlns:w16sdtdh="http://schemas.microsoft.com/office/word/2020/wordml/sdtdatahash" xmlns:w16sdtfl="http://schemas.microsoft.com/office/word/2024/wordml/sdtformatlock" xmlns:w16se="http://schemas.microsoft.com/office/word/2015/wordml/symex" xmlns:wpg="http://schemas.microsoft.com/office/word/2010/wordprocessingGroup" xmlns:wpi="http://schemas.microsoft.com/office/word/2010/wordprocessingInk" xmlns:wne="http://schemas.microsoft.com/office/word/2006/wordml" xmlns:wps="http://schemas.microsoft.com/office/word/2010/wordprocessingShape" mc:Ignorable="w14 w15 w16se w16cid w16 w16cex w16sdtdh w16sdtfl w16du wp14">
+  <w15:commentEx w15:paraId="361F524C" w15:done="0"/>
+</w15:commentsEx>
+</file>
+
+<file path=word/commentsExtensible.xml><?xml version="1.0" encoding="utf-8"?>
+<w16cex:commentsExtensible xmlns:wpc="http://schemas.microsoft.com/office/word/2010/wordprocessingCanvas" xmlns:cx="http://schemas.microsoft.com/office/drawing/2014/chartex" xmlns:cx1="http://schemas.microsoft.com/office/drawing/2015/9/8/chartex" xmlns:cx2="http://schemas.microsoft.com/office/drawing/2015/10/21/chartex" xmlns:cx3="http://schemas.microsoft.com/office/drawing/2016/5/9/chartex" xmlns:cx4="http://schemas.microsoft.com/office/drawing/2016/5/10/chartex" xmlns:cx5="http://schemas.microsoft.com/office/drawing/2016/5/11/chartex" xmlns:cx6="http://schemas.microsoft.com/office/drawing/2016/5/12/chartex" xmlns:cx7="http://schemas.microsoft.com/office/drawing/2016/5/13/chartex" xmlns:cx8="http://schemas.microsoft.com/office/drawing/2016/5/14/chartex" xmlns:cr="http://schemas.microsoft.com/office/comments/2020/reactions" xmlns:mc="http://schemas.openxmlformats.org/markup-compatibility/2006" xmlns:aink="http://schemas.microsoft.com/office/drawing/2016/ink" xmlns:am3d="http://schemas.microsoft.com/office/drawing/2017/model3d" xmlns:o="urn:schemas-microsoft-com:office:office" xmlns:oel="http://schemas.microsoft.com/office/2019/extlst" xmlns:r="http://schemas.openxmlformats.org/officeDocument/2006/relationships" xmlns:m="http://schemas.openxmlformats.org/officeDocument/2006/math" xmlns:v="urn:schemas-microsoft-com:vml" xmlns:wp14="http://schemas.microsoft.com/office/word/2010/wordprocessingDrawing" xmlns:wp="http://schemas.openxmlformats.org/drawingml/2006/wordprocessingDrawing" xmlns:w10="urn:schemas-microsoft-com:office:word" xmlns:w="http://schemas.openxmlformats.org/wordprocessingml/2006/main" xmlns:w14="http://schemas.microsoft.com/office/word/2010/wordml" xmlns:w15="http://schemas.microsoft.com/office/word/2012/wordml" xmlns:w16cex="http://schemas.microsoft.com/office/word/2018/wordml/cex" xmlns:w16cid="http://schemas.microsoft.com/office/word/2016/wordml/cid" xmlns:w16="http://schemas.microsoft.com/office/word/2018/wordml" xmlns:w16du="http://schemas.microsoft.com/office/word/2023/wordml/word16du" xmlns:w16sdtdh="http://schemas.microsoft.com/office/word/2020/wordml/sdtdatahash" xmlns:w16sdtfl="http://schemas.microsoft.com/office/word/2024/wordml/sdtformatlock" xmlns:w16se="http://schemas.microsoft.com/office/word/2015/wordml/symex" xmlns:wpg="http://schemas.microsoft.com/office/word/2010/wordprocessingGroup" xmlns:wpi="http://schemas.microsoft.com/office/word/2010/wordprocessingInk" xmlns:wne="http://schemas.microsoft.com/office/word/2006/wordml" xmlns:wps="http://schemas.microsoft.com/office/word/2010/wordprocessingShape" mc:Ignorable="w14 w15 w16se w16cid w16 w16cex w16sdtdh w16sdtfl cr w16du wp14">
+  <w16cex:commentExtensible w16cex:durableId="29BB777F" w16cex:dateUtc="2026-03-18T12:29:00Z"/>
+</w16cex:commentsExtensible>
+</file>
+
+<file path=word/commentsIds.xml><?xml version="1.0" encoding="utf-8"?>
+<w16cid:commentsIds xmlns:wpc="http://schemas.microsoft.com/office/word/2010/wordprocessingCanvas" xmlns:cx="http://schemas.microsoft.com/office/drawing/2014/chartex" xmlns:cx1="http://schemas.microsoft.com/office/drawing/2015/9/8/chartex" xmlns:cx2="http://schemas.microsoft.com/office/drawing/2015/10/21/chartex" xmlns:cx3="http://schemas.microsoft.com/office/drawing/2016/5/9/chartex" xmlns:cx4="http://schemas.microsoft.com/office/drawing/2016/5/10/chartex" xmlns:cx5="http://schemas.microsoft.com/office/drawing/2016/5/11/chartex" xmlns:cx6="http://schemas.microsoft.com/office/drawing/2016/5/12/chartex" xmlns:cx7="http://schemas.microsoft.com/office/drawing/2016/5/13/chartex" xmlns:cx8="http://schemas.microsoft.com/office/drawing/2016/5/14/chartex" xmlns:mc="http://schemas.openxmlformats.org/markup-compatibility/2006" xmlns:aink="http://schemas.microsoft.com/office/drawing/2016/ink" xmlns:am3d="http://schemas.microsoft.com/office/drawing/2017/model3d" xmlns:o="urn:schemas-microsoft-com:office:office" xmlns:oel="http://schemas.microsoft.com/office/2019/extlst" xmlns:r="http://schemas.openxmlformats.org/officeDocument/2006/relationships" xmlns:m="http://schemas.openxmlformats.org/officeDocument/2006/math" xmlns:v="urn:schemas-microsoft-com:vml" xmlns:wp14="http://schemas.microsoft.com/office/word/2010/wordprocessingDrawing" xmlns:wp="http://schemas.openxmlformats.org/drawingml/2006/wordprocessingDrawing" xmlns:w10="urn:schemas-microsoft-com:office:word" xmlns:w="http://schemas.openxmlformats.org/wordprocessingml/2006/main" xmlns:w14="http://schemas.microsoft.com/office/word/2010/wordml" xmlns:w15="http://schemas.microsoft.com/office/word/2012/wordml" xmlns:w16cex="http://schemas.microsoft.com/office/word/2018/wordml/cex" xmlns:w16cid="http://schemas.microsoft.com/office/word/2016/wordml/cid" xmlns:w16="http://schemas.microsoft.com/office/word/2018/wordml" xmlns:w16du="http://schemas.microsoft.com/office/word/2023/wordml/word16du" xmlns:w16sdtdh="http://schemas.microsoft.com/office/word/2020/wordml/sdtdatahash" xmlns:w16sdtfl="http://schemas.microsoft.com/office/word/2024/wordml/sdtformatlock" xmlns:w16se="http://schemas.microsoft.com/office/word/2015/wordml/symex" xmlns:wpg="http://schemas.microsoft.com/office/word/2010/wordprocessingGroup" xmlns:wpi="http://schemas.microsoft.com/office/word/2010/wordprocessingInk" xmlns:wne="http://schemas.microsoft.com/office/word/2006/wordml" xmlns:wps="http://schemas.microsoft.com/office/word/2010/wordprocessingShape" mc:Ignorable="w14 w15 w16se w16cid w16 w16cex w16sdtdh w16sdtfl w16du wp14">
+  <w16cid:commentId w16cid:paraId="361F524C" w16cid:durableId="29BB777F"/>
+</w16cid:commentsIds>
 </file>
 
 <file path=word/numbering.xml><?xml version="1.0" encoding="utf-8"?>
@@ -2380,13 +2202,173 @@
       </w:pPr>
     </w:lvl>
   </w:abstractNum>
+  <w:abstractNum w:abstractNumId="2" w15:restartNumberingAfterBreak="0">
+    <w:nsid w:val="7AA979B9"/>
+    <w:multiLevelType w:val="multilevel"/>
+    <w:tmpl w:val="E1AE9164"/>
+    <w:lvl w:ilvl="0">
+      <w:start w:val="1"/>
+      <w:numFmt w:val="bullet"/>
+      <w:lvlText w:val=""/>
+      <w:lvlJc w:val="left"/>
+      <w:pPr>
+        <w:tabs>
+          <w:tab w:val="num" w:pos="720"/>
+        </w:tabs>
+        <w:ind w:left="720" w:hanging="360"/>
+      </w:pPr>
+      <w:rPr>
+        <w:rFonts w:ascii="Symbol" w:hAnsi="Symbol" w:hint="default"/>
+        <w:sz w:val="20"/>
+      </w:rPr>
+    </w:lvl>
+    <w:lvl w:ilvl="1" w:tentative="1">
+      <w:start w:val="1"/>
+      <w:numFmt w:val="bullet"/>
+      <w:lvlText w:val="o"/>
+      <w:lvlJc w:val="left"/>
+      <w:pPr>
+        <w:tabs>
+          <w:tab w:val="num" w:pos="1440"/>
+        </w:tabs>
+        <w:ind w:left="1440" w:hanging="360"/>
+      </w:pPr>
+      <w:rPr>
+        <w:rFonts w:ascii="Courier New" w:hAnsi="Courier New" w:hint="default"/>
+        <w:sz w:val="20"/>
+      </w:rPr>
+    </w:lvl>
+    <w:lvl w:ilvl="2" w:tentative="1">
+      <w:start w:val="1"/>
+      <w:numFmt w:val="bullet"/>
+      <w:lvlText w:val=""/>
+      <w:lvlJc w:val="left"/>
+      <w:pPr>
+        <w:tabs>
+          <w:tab w:val="num" w:pos="2160"/>
+        </w:tabs>
+        <w:ind w:left="2160" w:hanging="360"/>
+      </w:pPr>
+      <w:rPr>
+        <w:rFonts w:ascii="Wingdings" w:hAnsi="Wingdings" w:hint="default"/>
+        <w:sz w:val="20"/>
+      </w:rPr>
+    </w:lvl>
+    <w:lvl w:ilvl="3" w:tentative="1">
+      <w:start w:val="1"/>
+      <w:numFmt w:val="bullet"/>
+      <w:lvlText w:val=""/>
+      <w:lvlJc w:val="left"/>
+      <w:pPr>
+        <w:tabs>
+          <w:tab w:val="num" w:pos="2880"/>
+        </w:tabs>
+        <w:ind w:left="2880" w:hanging="360"/>
+      </w:pPr>
+      <w:rPr>
+        <w:rFonts w:ascii="Wingdings" w:hAnsi="Wingdings" w:hint="default"/>
+        <w:sz w:val="20"/>
+      </w:rPr>
+    </w:lvl>
+    <w:lvl w:ilvl="4" w:tentative="1">
+      <w:start w:val="1"/>
+      <w:numFmt w:val="bullet"/>
+      <w:lvlText w:val=""/>
+      <w:lvlJc w:val="left"/>
+      <w:pPr>
+        <w:tabs>
+          <w:tab w:val="num" w:pos="3600"/>
+        </w:tabs>
+        <w:ind w:left="3600" w:hanging="360"/>
+      </w:pPr>
+      <w:rPr>
+        <w:rFonts w:ascii="Wingdings" w:hAnsi="Wingdings" w:hint="default"/>
+        <w:sz w:val="20"/>
+      </w:rPr>
+    </w:lvl>
+    <w:lvl w:ilvl="5" w:tentative="1">
+      <w:start w:val="1"/>
+      <w:numFmt w:val="bullet"/>
+      <w:lvlText w:val=""/>
+      <w:lvlJc w:val="left"/>
+      <w:pPr>
+        <w:tabs>
+          <w:tab w:val="num" w:pos="4320"/>
+        </w:tabs>
+        <w:ind w:left="4320" w:hanging="360"/>
+      </w:pPr>
+      <w:rPr>
+        <w:rFonts w:ascii="Wingdings" w:hAnsi="Wingdings" w:hint="default"/>
+        <w:sz w:val="20"/>
+      </w:rPr>
+    </w:lvl>
+    <w:lvl w:ilvl="6" w:tentative="1">
+      <w:start w:val="1"/>
+      <w:numFmt w:val="bullet"/>
+      <w:lvlText w:val=""/>
+      <w:lvlJc w:val="left"/>
+      <w:pPr>
+        <w:tabs>
+          <w:tab w:val="num" w:pos="5040"/>
+        </w:tabs>
+        <w:ind w:left="5040" w:hanging="360"/>
+      </w:pPr>
+      <w:rPr>
+        <w:rFonts w:ascii="Wingdings" w:hAnsi="Wingdings" w:hint="default"/>
+        <w:sz w:val="20"/>
+      </w:rPr>
+    </w:lvl>
+    <w:lvl w:ilvl="7" w:tentative="1">
+      <w:start w:val="1"/>
+      <w:numFmt w:val="bullet"/>
+      <w:lvlText w:val=""/>
+      <w:lvlJc w:val="left"/>
+      <w:pPr>
+        <w:tabs>
+          <w:tab w:val="num" w:pos="5760"/>
+        </w:tabs>
+        <w:ind w:left="5760" w:hanging="360"/>
+      </w:pPr>
+      <w:rPr>
+        <w:rFonts w:ascii="Wingdings" w:hAnsi="Wingdings" w:hint="default"/>
+        <w:sz w:val="20"/>
+      </w:rPr>
+    </w:lvl>
+    <w:lvl w:ilvl="8" w:tentative="1">
+      <w:start w:val="1"/>
+      <w:numFmt w:val="bullet"/>
+      <w:lvlText w:val=""/>
+      <w:lvlJc w:val="left"/>
+      <w:pPr>
+        <w:tabs>
+          <w:tab w:val="num" w:pos="6480"/>
+        </w:tabs>
+        <w:ind w:left="6480" w:hanging="360"/>
+      </w:pPr>
+      <w:rPr>
+        <w:rFonts w:ascii="Wingdings" w:hAnsi="Wingdings" w:hint="default"/>
+        <w:sz w:val="20"/>
+      </w:rPr>
+    </w:lvl>
+  </w:abstractNum>
   <w:num w:numId="1" w16cid:durableId="855970450">
     <w:abstractNumId w:val="0"/>
   </w:num>
   <w:num w:numId="2" w16cid:durableId="413356538">
     <w:abstractNumId w:val="1"/>
   </w:num>
+  <w:num w:numId="3" w16cid:durableId="192692267">
+    <w:abstractNumId w:val="2"/>
+  </w:num>
 </w:numbering>
+</file>
+
+<file path=word/people.xml><?xml version="1.0" encoding="utf-8"?>
+<w15:people xmlns:wpc="http://schemas.microsoft.com/office/word/2010/wordprocessingCanvas" xmlns:cx="http://schemas.microsoft.com/office/drawing/2014/chartex" xmlns:cx1="http://schemas.microsoft.com/office/drawing/2015/9/8/chartex" xmlns:cx2="http://schemas.microsoft.com/office/drawing/2015/10/21/chartex" xmlns:cx3="http://schemas.microsoft.com/office/drawing/2016/5/9/chartex" xmlns:cx4="http://schemas.microsoft.com/office/drawing/2016/5/10/chartex" xmlns:cx5="http://schemas.microsoft.com/office/drawing/2016/5/11/chartex" xmlns:cx6="http://schemas.microsoft.com/office/drawing/2016/5/12/chartex" xmlns:cx7="http://schemas.microsoft.com/office/drawing/2016/5/13/chartex" xmlns:cx8="http://schemas.microsoft.com/office/drawing/2016/5/14/chartex" xmlns:mc="http://schemas.openxmlformats.org/markup-compatibility/2006" xmlns:aink="http://schemas.microsoft.com/office/drawing/2016/ink" xmlns:am3d="http://schemas.microsoft.com/office/drawing/2017/model3d" xmlns:o="urn:schemas-microsoft-com:office:office" xmlns:oel="http://schemas.microsoft.com/office/2019/extlst" xmlns:r="http://schemas.openxmlformats.org/officeDocument/2006/relationships" xmlns:m="http://schemas.openxmlformats.org/officeDocument/2006/math" xmlns:v="urn:schemas-microsoft-com:vml" xmlns:wp14="http://schemas.microsoft.com/office/word/2010/wordprocessingDrawing" xmlns:wp="http://schemas.openxmlformats.org/drawingml/2006/wordprocessingDrawing" xmlns:w10="urn:schemas-microsoft-com:office:word" xmlns:w="http://schemas.openxmlformats.org/wordprocessingml/2006/main" xmlns:w14="http://schemas.microsoft.com/office/word/2010/wordml" xmlns:w15="http://schemas.microsoft.com/office/word/2012/wordml" xmlns:w16cex="http://schemas.microsoft.com/office/word/2018/wordml/cex" xmlns:w16cid="http://schemas.microsoft.com/office/word/2016/wordml/cid" xmlns:w16="http://schemas.microsoft.com/office/word/2018/wordml" xmlns:w16du="http://schemas.microsoft.com/office/word/2023/wordml/word16du" xmlns:w16sdtdh="http://schemas.microsoft.com/office/word/2020/wordml/sdtdatahash" xmlns:w16sdtfl="http://schemas.microsoft.com/office/word/2024/wordml/sdtformatlock" xmlns:w16se="http://schemas.microsoft.com/office/word/2015/wordml/symex" xmlns:wpg="http://schemas.microsoft.com/office/word/2010/wordprocessingGroup" xmlns:wpi="http://schemas.microsoft.com/office/word/2010/wordprocessingInk" xmlns:wne="http://schemas.microsoft.com/office/word/2006/wordml" xmlns:wps="http://schemas.microsoft.com/office/word/2010/wordprocessingShape" mc:Ignorable="w14 w15 w16se w16cid w16 w16cex w16sdtdh w16sdtfl w16du wp14">
+  <w15:person w15:author="CLARICE MARIA Souza Copstein">
+    <w15:presenceInfo w15:providerId="Windows Live" w15:userId="63a4a0c9ab0a17ef"/>
+  </w15:person>
+</w15:people>
 </file>
 
 <file path=word/styles.xml><?xml version="1.0" encoding="utf-8"?>
@@ -3340,6 +3322,72 @@
       <w:kern w:val="0"/>
     </w:rPr>
   </w:style>
+  <w:style w:type="character" w:styleId="Refdecomentrio">
+    <w:name w:val="annotation reference"/>
+    <w:basedOn w:val="Fontepargpadro"/>
+    <w:uiPriority w:val="99"/>
+    <w:semiHidden/>
+    <w:unhideWhenUsed/>
+    <w:rsid w:val="001B3B57"/>
+    <w:rPr>
+      <w:sz w:val="16"/>
+      <w:szCs w:val="16"/>
+    </w:rPr>
+  </w:style>
+  <w:style w:type="paragraph" w:styleId="Textodecomentrio">
+    <w:name w:val="annotation text"/>
+    <w:basedOn w:val="Normal"/>
+    <w:link w:val="TextodecomentrioChar"/>
+    <w:uiPriority w:val="99"/>
+    <w:unhideWhenUsed/>
+    <w:rsid w:val="001B3B57"/>
+    <w:pPr>
+      <w:spacing w:line="240" w:lineRule="auto"/>
+    </w:pPr>
+    <w:rPr>
+      <w:sz w:val="20"/>
+      <w:szCs w:val="20"/>
+    </w:rPr>
+  </w:style>
+  <w:style w:type="character" w:customStyle="1" w:styleId="TextodecomentrioChar">
+    <w:name w:val="Texto de comentário Char"/>
+    <w:basedOn w:val="Fontepargpadro"/>
+    <w:link w:val="Textodecomentrio"/>
+    <w:uiPriority w:val="99"/>
+    <w:rsid w:val="001B3B57"/>
+    <w:rPr>
+      <w:sz w:val="20"/>
+      <w:szCs w:val="20"/>
+    </w:rPr>
+  </w:style>
+  <w:style w:type="paragraph" w:styleId="Assuntodocomentrio">
+    <w:name w:val="annotation subject"/>
+    <w:basedOn w:val="Textodecomentrio"/>
+    <w:next w:val="Textodecomentrio"/>
+    <w:link w:val="AssuntodocomentrioChar"/>
+    <w:uiPriority w:val="99"/>
+    <w:semiHidden/>
+    <w:unhideWhenUsed/>
+    <w:rsid w:val="001B3B57"/>
+    <w:rPr>
+      <w:b/>
+      <w:bCs/>
+    </w:rPr>
+  </w:style>
+  <w:style w:type="character" w:customStyle="1" w:styleId="AssuntodocomentrioChar">
+    <w:name w:val="Assunto do comentário Char"/>
+    <w:basedOn w:val="TextodecomentrioChar"/>
+    <w:link w:val="Assuntodocomentrio"/>
+    <w:uiPriority w:val="99"/>
+    <w:semiHidden/>
+    <w:rsid w:val="001B3B57"/>
+    <w:rPr>
+      <w:b/>
+      <w:bCs/>
+      <w:sz w:val="20"/>
+      <w:szCs w:val="20"/>
+    </w:rPr>
+  </w:style>
 </w:styles>
 </file>
 
